--- a/docs/files/f87_文雪_山东大学_海尔智家_物流解决方案（2027届）（智慧物流）.docx
+++ b/docs/files/f87_文雪_山东大学_海尔智家_物流解决方案（2027届）（智慧物流）.docx
@@ -9169,7 +9169,7 @@
                 <w:b w:val="0"/>
                 <w:sz w:val="21"/>
               </w:rPr>
-              <w:t>材料核验：经手200+份申报材料，用Excel搭分类台账并设三级校验，任职期间零差错</w:t>
+              <w:t>材料核验：收集并逐份核对200+份申报材料，用Excel搭分类台账并设三级校验，任职期间零差错</w:t>
             </w:r>
           </w:p>
           <w:p>
